--- a/src/Excelsior.Tests/Word/WordTableBuilderTests.NamedTableStyleRendersTheTemplatesLook.verified.docx
+++ b/src/Excelsior.Tests/Word/WordTableBuilderTests.NamedTableStyleRendersTheTemplatesLook.verified.docx
@@ -332,8 +332,8 @@
     <w:name w:val="Lined Columns"/>
     <w:tblPr>
       <w:tblBorders>
+        <w:bottom w:val="single" w:color="C00000" w:sz="8"/>
         <w:insideV w:val="single" w:color="C00000" w:sz="8"/>
-        <w:bottom w:val="single" w:color="C00000" w:sz="8"/>
       </w:tblBorders>
       <w:tblCellMar>
         <w:top w:w="60" w:type="dxa"/>
